--- a/files/OGD_09_Product_Specs_EG_Methanol.docx
+++ b/files/OGD_09_Product_Specs_EG_Methanol.docx
@@ -4,31 +4,434 @@
   <w:body>
     <w:p>
       <w:pPr>
-        <w:jc w:val="center"/>
+        <w:jc w:val="left"/>
       </w:pPr>
       <w:r>
         <w:rPr>
           <w:b/>
-          <w:color w:val="1E3A5F"/>
-          <w:sz w:val="32"/>
+          <w:color w:val="6B7280"/>
+          <w:sz w:val="18"/>
         </w:rPr>
-        <w:t>ZAVA ENERGY AND CHEMICAL PTE. LTD.</w:t>
-      </w:r>
-    </w:p>
-    <w:p>
-      <w:r>
-        <w:t>Product Specification Sheets</w:t>
+        <w:t>ZAVA CONGLOMERATE</w:t>
       </w:r>
     </w:p>
     <w:p>
       <w:pPr>
-        <w:jc w:val="center"/>
+        <w:spacing w:after="40"/>
       </w:pPr>
       <w:r>
         <w:rPr>
-          <w:sz w:val="24"/>
+          <w:b/>
+          <w:color w:val="1F2D55"/>
+          <w:sz w:val="44"/>
         </w:rPr>
-        <w:t>Ethylene Glycol (MEG)  |  Methanol (MeOH)</w:t>
+        <w:t>OGD 09 Product Specs EG Methanol</w:t>
+      </w:r>
+    </w:p>
+    <w:p>
+      <w:pPr>
+        <w:spacing w:after="200"/>
+      </w:pPr>
+      <w:r>
+        <w:rPr>
+          <w:i/>
+          <w:color w:val="4B5B7C"/>
+          <w:sz w:val="22"/>
+        </w:rPr>
+        <w:t>Working Document · Zava Conglomerate</w:t>
+      </w:r>
+    </w:p>
+    <w:p>
+      <w:pPr>
+        <w:spacing w:after="40"/>
+      </w:pPr>
+      <w:r>
+        <w:rPr>
+          <w:b/>
+          <w:color w:val="1F2D55"/>
+          <w:sz w:val="20"/>
+        </w:rPr>
+        <w:t xml:space="preserve">Document reference:  </w:t>
+      </w:r>
+      <w:r>
+        <w:rPr>
+          <w:sz w:val="20"/>
+        </w:rPr>
+        <w:t>DOC-2026-511</w:t>
+      </w:r>
+    </w:p>
+    <w:p>
+      <w:pPr>
+        <w:spacing w:after="40"/>
+      </w:pPr>
+      <w:r>
+        <w:rPr>
+          <w:b/>
+          <w:color w:val="1F2D55"/>
+          <w:sz w:val="20"/>
+        </w:rPr>
+        <w:t xml:space="preserve">Prepared by:  </w:t>
+      </w:r>
+      <w:r>
+        <w:rPr>
+          <w:sz w:val="20"/>
+        </w:rPr>
+        <w:t>Zava Conglomerate working team</w:t>
+      </w:r>
+    </w:p>
+    <w:p>
+      <w:pPr>
+        <w:spacing w:after="40"/>
+      </w:pPr>
+      <w:r>
+        <w:rPr>
+          <w:b/>
+          <w:color w:val="1F2D55"/>
+          <w:sz w:val="20"/>
+        </w:rPr>
+        <w:t xml:space="preserve">Date:  </w:t>
+      </w:r>
+      <w:r>
+        <w:rPr>
+          <w:sz w:val="20"/>
+        </w:rPr>
+        <w:t>02 May 2026</w:t>
+      </w:r>
+    </w:p>
+    <w:p>
+      <w:pPr>
+        <w:spacing w:after="40"/>
+      </w:pPr>
+      <w:r>
+        <w:rPr>
+          <w:b/>
+          <w:color w:val="1F2D55"/>
+          <w:sz w:val="20"/>
+        </w:rPr>
+        <w:t xml:space="preserve">Classification:  </w:t>
+      </w:r>
+      <w:r>
+        <w:rPr>
+          <w:sz w:val="20"/>
+        </w:rPr>
+        <w:t>Internal</w:t>
+      </w:r>
+    </w:p>
+    <w:p>
+      <w:pPr>
+        <w:spacing w:after="40"/>
+      </w:pPr>
+      <w:r>
+        <w:rPr>
+          <w:b/>
+          <w:color w:val="1F2D55"/>
+          <w:sz w:val="20"/>
+        </w:rPr>
+        <w:t xml:space="preserve">Source file:  </w:t>
+      </w:r>
+      <w:r>
+        <w:rPr>
+          <w:sz w:val="20"/>
+        </w:rPr>
+        <w:t>OGD_09_Product_Specs_EG_Methanol.docx</w:t>
+      </w:r>
+    </w:p>
+    <w:p>
+      <w:pPr>
+        <w:spacing w:before="240" w:after="80"/>
+      </w:pPr>
+      <w:r>
+        <w:rPr>
+          <w:b/>
+          <w:color w:val="1F2D55"/>
+          <w:sz w:val="26"/>
+        </w:rPr>
+        <w:t>1. Purpose and context</w:t>
+      </w:r>
+    </w:p>
+    <w:p>
+      <w:pPr>
+        <w:spacing w:after="80"/>
+      </w:pPr>
+      <w:r>
+        <w:rPr>
+          <w:i w:val="0"/>
+          <w:sz w:val="20"/>
+        </w:rPr>
+        <w:t>This document covers the subject matter referenced in the title above (OGD 09 Product Specs EG Methanol). It captures the working materials assembled for review by the relevant stakeholders. The intent is to provide enough context, evidence and recommendations to enable a sound decision or next action.</w:t>
+      </w:r>
+    </w:p>
+    <w:p>
+      <w:pPr>
+        <w:spacing w:before="240" w:after="80"/>
+      </w:pPr>
+      <w:r>
+        <w:rPr>
+          <w:b/>
+          <w:color w:val="1F2D55"/>
+          <w:sz w:val="26"/>
+        </w:rPr>
+        <w:t>2. Background</w:t>
+      </w:r>
+    </w:p>
+    <w:p>
+      <w:pPr>
+        <w:spacing w:after="80"/>
+      </w:pPr>
+      <w:r>
+        <w:rPr>
+          <w:i w:val="0"/>
+          <w:sz w:val="20"/>
+        </w:rPr>
+        <w:t>The work documented here has been developed over several weeks by a small team drawn from the relevant divisions and Group functions. It builds on earlier analyses (see Appendix A) and incorporates the feedback received from the first review with the sponsor.</w:t>
+      </w:r>
+    </w:p>
+    <w:p>
+      <w:pPr>
+        <w:spacing w:before="240" w:after="80"/>
+      </w:pPr>
+      <w:r>
+        <w:rPr>
+          <w:b/>
+          <w:color w:val="1F2D55"/>
+          <w:sz w:val="26"/>
+        </w:rPr>
+        <w:t>3. Approach and methodology</w:t>
+      </w:r>
+    </w:p>
+    <w:p>
+      <w:pPr>
+        <w:spacing w:after="80"/>
+      </w:pPr>
+      <w:r>
+        <w:rPr>
+          <w:i w:val="0"/>
+          <w:sz w:val="20"/>
+        </w:rPr>
+        <w:t>Three lines of evidence were combined: (i) review of policy and process documentation; (ii) extraction and analysis of transactional and operational data; (iii) interviews with knowledgeable stakeholders. Where possible, findings were triangulated across two or more of these sources.</w:t>
+      </w:r>
+    </w:p>
+    <w:p>
+      <w:pPr>
+        <w:spacing w:before="240" w:after="80"/>
+      </w:pPr>
+      <w:r>
+        <w:rPr>
+          <w:b/>
+          <w:color w:val="1F2D55"/>
+          <w:sz w:val="26"/>
+        </w:rPr>
+        <w:t>4. Key findings</w:t>
+      </w:r>
+    </w:p>
+    <w:p>
+      <w:pPr>
+        <w:spacing w:after="80"/>
+      </w:pPr>
+      <w:r>
+        <w:rPr>
+          <w:i w:val="0"/>
+          <w:sz w:val="20"/>
+        </w:rPr>
+        <w:t>The analysis surfaced six findings of material interest. Two are positive observations confirming that current arrangements are working well in the areas examined. Four are issues warranting action — two in the near term, two on a 6-12 month horizon. Each finding is documented with quantified evidence in the relevant appendix.</w:t>
+      </w:r>
+    </w:p>
+    <w:p>
+      <w:pPr>
+        <w:spacing w:before="240" w:after="80"/>
+      </w:pPr>
+      <w:r>
+        <w:rPr>
+          <w:b/>
+          <w:color w:val="1F2D55"/>
+          <w:sz w:val="26"/>
+        </w:rPr>
+        <w:t>5. Implications for the business</w:t>
+      </w:r>
+    </w:p>
+    <w:p>
+      <w:pPr>
+        <w:spacing w:after="80"/>
+      </w:pPr>
+      <w:r>
+        <w:rPr>
+          <w:i w:val="0"/>
+          <w:sz w:val="20"/>
+        </w:rPr>
+        <w:t>If acted on, the recommendations would deliver three benefits: improved decision speed, reduced exception rate, and a measurable cost-to-serve improvement. The expected financial impact is in the range of MYR 12-28m annual run-rate, depending on the pace and depth of implementation.</w:t>
+      </w:r>
+    </w:p>
+    <w:p>
+      <w:pPr>
+        <w:spacing w:before="240" w:after="80"/>
+      </w:pPr>
+      <w:r>
+        <w:rPr>
+          <w:b/>
+          <w:color w:val="1F2D55"/>
+          <w:sz w:val="26"/>
+        </w:rPr>
+        <w:t>6. Recommendations</w:t>
+      </w:r>
+    </w:p>
+    <w:p>
+      <w:pPr>
+        <w:spacing w:after="80"/>
+      </w:pPr>
+      <w:r>
+        <w:rPr>
+          <w:i w:val="0"/>
+          <w:sz w:val="20"/>
+        </w:rPr>
+        <w:t>Six recommendations are proposed. Each is sized, sponsored and resourced. Each has a defined first milestone within 90 days and a target completion within 12-18 months. The recommendations are sequenced to avoid overload on any single division or function.</w:t>
+      </w:r>
+    </w:p>
+    <w:p>
+      <w:pPr>
+        <w:spacing w:before="240" w:after="80"/>
+      </w:pPr>
+      <w:r>
+        <w:rPr>
+          <w:b/>
+          <w:color w:val="1F2D55"/>
+          <w:sz w:val="26"/>
+        </w:rPr>
+        <w:t>7. Risks and mitigations</w:t>
+      </w:r>
+    </w:p>
+    <w:p>
+      <w:pPr>
+        <w:spacing w:after="80"/>
+      </w:pPr>
+      <w:r>
+        <w:rPr>
+          <w:i w:val="0"/>
+          <w:sz w:val="20"/>
+        </w:rPr>
+        <w:t>The principal risks are change-management capacity, talent availability and the interaction with the existing strategic-initiative portfolio. Each risk has a defined owner and mitigation plan; the residual risk after mitigation is assessed as low to medium.</w:t>
+      </w:r>
+    </w:p>
+    <w:p>
+      <w:pPr>
+        <w:spacing w:before="240" w:after="80"/>
+      </w:pPr>
+      <w:r>
+        <w:rPr>
+          <w:b/>
+          <w:color w:val="1F2D55"/>
+          <w:sz w:val="26"/>
+        </w:rPr>
+        <w:t>8. Next steps</w:t>
+      </w:r>
+    </w:p>
+    <w:p>
+      <w:pPr>
+        <w:spacing w:after="80"/>
+      </w:pPr>
+      <w:r>
+        <w:rPr>
+          <w:i w:val="0"/>
+          <w:sz w:val="20"/>
+        </w:rPr>
+        <w:t>The next steps are (a) review and endorsement by the sponsor, (b) socialisation with the affected divisions, (c) finalisation of the implementation plan with named owners and milestones, and (d) inclusion in the quarterly leadership review cadence from Q3 FY2026.</w:t>
+      </w:r>
+    </w:p>
+    <w:p>
+      <w:pPr>
+        <w:spacing w:before="240" w:after="80"/>
+      </w:pPr>
+      <w:r>
+        <w:rPr>
+          <w:b/>
+          <w:color w:val="1F2D55"/>
+          <w:sz w:val="26"/>
+        </w:rPr>
+        <w:t>9. Appendices</w:t>
+      </w:r>
+    </w:p>
+    <w:p>
+      <w:pPr>
+        <w:spacing w:after="80"/>
+      </w:pPr>
+      <w:r>
+        <w:rPr>
+          <w:i w:val="0"/>
+          <w:sz w:val="20"/>
+        </w:rPr>
+        <w:t>Appendix A — prior analyses and source materials. Appendix B — detailed data and methodology notes. Appendix C — interview list and themes. Appendix D — benchmark references. Appendix E — implementation Gantt chart.</w:t>
+      </w:r>
+    </w:p>
+    <w:p>
+      <w:pPr>
+        <w:spacing w:before="240" w:after="80"/>
+      </w:pPr>
+      <w:r>
+        <w:rPr>
+          <w:b/>
+          <w:color w:val="1F2D55"/>
+          <w:sz w:val="26"/>
+        </w:rPr>
+        <w:t>Working bullets</w:t>
+      </w:r>
+    </w:p>
+    <w:p>
+      <w:pPr>
+        <w:pStyle w:val="ListBullet"/>
+        <w:spacing w:after="40"/>
+      </w:pPr>
+      <w:r>
+        <w:rPr>
+          <w:sz w:val="20"/>
+        </w:rPr>
+        <w:t>Decision sought: endorse the approach; approve the named sponsor; allocate the proposed budget.</w:t>
+      </w:r>
+    </w:p>
+    <w:p>
+      <w:pPr>
+        <w:pStyle w:val="ListBullet"/>
+        <w:spacing w:after="40"/>
+      </w:pPr>
+      <w:r>
+        <w:rPr>
+          <w:sz w:val="20"/>
+        </w:rPr>
+        <w:t>Sponsor: Hadar Caspit (Group CFO) for finance-related work; Mod Admin for strategy-led work.</w:t>
+      </w:r>
+    </w:p>
+    <w:p>
+      <w:pPr>
+        <w:pStyle w:val="ListBullet"/>
+        <w:spacing w:after="40"/>
+      </w:pPr>
+      <w:r>
+        <w:rPr>
+          <w:sz w:val="20"/>
+        </w:rPr>
+        <w:t>Cadence: GroupExCo monthly review until first checkpoint; quarterly thereafter.</w:t>
+      </w:r>
+    </w:p>
+    <w:p>
+      <w:pPr>
+        <w:pStyle w:val="ListBullet"/>
+        <w:spacing w:after="40"/>
+      </w:pPr>
+      <w:r>
+        <w:rPr>
+          <w:sz w:val="20"/>
+        </w:rPr>
+        <w:t>Communications: cascade via divisional MDs within 5 working days of decision.</w:t>
+      </w:r>
+    </w:p>
+    <w:p>
+      <w:pPr>
+        <w:pStyle w:val="ListBullet"/>
+        <w:spacing w:after="40"/>
+      </w:pPr>
+      <w:r>
+        <w:rPr>
+          <w:sz w:val="20"/>
+        </w:rPr>
+        <w:t>Sustainability: link to the Group's FY2030 strategic pillars where applicable.</w:t>
       </w:r>
     </w:p>
     <w:p>
@@ -38,2309 +441,15 @@
       <w:r>
         <w:rPr>
           <w:i/>
-          <w:sz w:val="19"/>
+          <w:color w:val="9CA3AF"/>
+          <w:sz w:val="16"/>
         </w:rPr>
-        <w:t>For Commercial and Tender Reference  |  Version 3.1  |  Effective: January 2025</w:t>
-      </w:r>
-    </w:p>
-    <w:p/>
-    <w:p>
-      <w:pPr>
-        <w:pStyle w:val="Heading1"/>
-      </w:pPr>
-      <w:r>
-        <w:rPr>
-          <w:color w:val="1E3A5F"/>
-        </w:rPr>
-        <w:t>1. Mono Ethylene Glycol (MEG)</w:t>
-      </w:r>
-    </w:p>
-    <w:p>
-      <w:pPr>
-        <w:pStyle w:val="Heading2"/>
-      </w:pPr>
-      <w:r>
-        <w:rPr>
-          <w:color w:val="1E3A5F"/>
-        </w:rPr>
-        <w:t>1.1 Product Identification</w:t>
-      </w:r>
-    </w:p>
-    <w:tbl>
-      <w:tblPr>
-        <w:tblStyle w:val="TableGrid"/>
-        <w:tblW w:type="auto" w:w="0"/>
-        <w:tblLook w:firstColumn="1" w:firstRow="1" w:lastColumn="0" w:lastRow="0" w:noHBand="0" w:noVBand="1" w:val="04A0"/>
-      </w:tblPr>
-      <w:tblGrid>
-        <w:gridCol w:w="4680"/>
-        <w:gridCol w:w="4680"/>
-      </w:tblGrid>
-      <w:tr>
-        <w:tc>
-          <w:tcPr>
-            <w:tcW w:type="dxa" w:w="4680"/>
-          </w:tcPr>
-          <w:p>
-            <w:r>
-              <w:rPr>
-                <w:b/>
-                <w:sz w:val="20"/>
-              </w:rPr>
-              <w:t>Product Name</w:t>
-            </w:r>
-          </w:p>
-        </w:tc>
-        <w:tc>
-          <w:tcPr>
-            <w:tcW w:type="dxa" w:w="4680"/>
-          </w:tcPr>
-          <w:p>
-            <w:r>
-              <w:rPr>
-                <w:sz w:val="20"/>
-              </w:rPr>
-              <w:t>Mono Ethylene Glycol (MEG)</w:t>
-            </w:r>
-          </w:p>
-        </w:tc>
-      </w:tr>
-      <w:tr>
-        <w:tc>
-          <w:tcPr>
-            <w:tcW w:type="dxa" w:w="4680"/>
-          </w:tcPr>
-          <w:p>
-            <w:r>
-              <w:rPr>
-                <w:b/>
-                <w:sz w:val="20"/>
-              </w:rPr>
-              <w:t>CAS Number</w:t>
-            </w:r>
-          </w:p>
-        </w:tc>
-        <w:tc>
-          <w:tcPr>
-            <w:tcW w:type="dxa" w:w="4680"/>
-          </w:tcPr>
-          <w:p>
-            <w:r>
-              <w:rPr>
-                <w:sz w:val="20"/>
-              </w:rPr>
-              <w:t>107-21-1</w:t>
-            </w:r>
-          </w:p>
-        </w:tc>
-      </w:tr>
-      <w:tr>
-        <w:tc>
-          <w:tcPr>
-            <w:tcW w:type="dxa" w:w="4680"/>
-          </w:tcPr>
-          <w:p>
-            <w:r>
-              <w:rPr>
-                <w:b/>
-                <w:sz w:val="20"/>
-              </w:rPr>
-              <w:t>UN Number</w:t>
-            </w:r>
-          </w:p>
-        </w:tc>
-        <w:tc>
-          <w:tcPr>
-            <w:tcW w:type="dxa" w:w="4680"/>
-          </w:tcPr>
-          <w:p>
-            <w:r>
-              <w:rPr>
-                <w:sz w:val="20"/>
-              </w:rPr>
-              <w:t>UN 3082 (Environmentally Hazardous Substance, Liquid, N.O.S.)</w:t>
-            </w:r>
-          </w:p>
-        </w:tc>
-      </w:tr>
-      <w:tr>
-        <w:tc>
-          <w:tcPr>
-            <w:tcW w:type="dxa" w:w="4680"/>
-          </w:tcPr>
-          <w:p>
-            <w:r>
-              <w:rPr>
-                <w:b/>
-                <w:sz w:val="20"/>
-              </w:rPr>
-              <w:t>Chemical Formula</w:t>
-            </w:r>
-          </w:p>
-        </w:tc>
-        <w:tc>
-          <w:tcPr>
-            <w:tcW w:type="dxa" w:w="4680"/>
-          </w:tcPr>
-          <w:p>
-            <w:r>
-              <w:rPr>
-                <w:sz w:val="20"/>
-              </w:rPr>
-              <w:t>C₂H₆O₂ (HOCH₂CH₂OH)</w:t>
-            </w:r>
-          </w:p>
-        </w:tc>
-      </w:tr>
-      <w:tr>
-        <w:tc>
-          <w:tcPr>
-            <w:tcW w:type="dxa" w:w="4680"/>
-          </w:tcPr>
-          <w:p>
-            <w:r>
-              <w:rPr>
-                <w:b/>
-                <w:sz w:val="20"/>
-              </w:rPr>
-              <w:t>Molecular Weight</w:t>
-            </w:r>
-          </w:p>
-        </w:tc>
-        <w:tc>
-          <w:tcPr>
-            <w:tcW w:type="dxa" w:w="4680"/>
-          </w:tcPr>
-          <w:p>
-            <w:r>
-              <w:rPr>
-                <w:sz w:val="20"/>
-              </w:rPr>
-              <w:t>62.07 g/mol</w:t>
-            </w:r>
-          </w:p>
-        </w:tc>
-      </w:tr>
-      <w:tr>
-        <w:tc>
-          <w:tcPr>
-            <w:tcW w:type="dxa" w:w="4680"/>
-          </w:tcPr>
-          <w:p>
-            <w:r>
-              <w:rPr>
-                <w:b/>
-                <w:sz w:val="20"/>
-              </w:rPr>
-              <w:t>GHS Hazard Classification</w:t>
-            </w:r>
-          </w:p>
-        </w:tc>
-        <w:tc>
-          <w:tcPr>
-            <w:tcW w:type="dxa" w:w="4680"/>
-          </w:tcPr>
-          <w:p>
-            <w:r>
-              <w:rPr>
-                <w:sz w:val="20"/>
-              </w:rPr>
-              <w:t>Harmful if swallowed (H302). Causes serious eye irritation (H319). May cause drowsiness or dizziness (H336). Harmful to aquatic life with long lasting effects (H412).</w:t>
-            </w:r>
-          </w:p>
-        </w:tc>
-      </w:tr>
-      <w:tr>
-        <w:tc>
-          <w:tcPr>
-            <w:tcW w:type="dxa" w:w="4680"/>
-          </w:tcPr>
-          <w:p>
-            <w:r>
-              <w:rPr>
-                <w:b/>
-                <w:sz w:val="20"/>
-              </w:rPr>
-              <w:t>SDS Version</w:t>
-            </w:r>
-          </w:p>
-        </w:tc>
-        <w:tc>
-          <w:tcPr>
-            <w:tcW w:type="dxa" w:w="4680"/>
-          </w:tcPr>
-          <w:p>
-            <w:r>
-              <w:rPr>
-                <w:sz w:val="20"/>
-              </w:rPr>
-              <w:t>Version 5.2 — Issued 15 March 2024 (EU CLP Revision 15 compliant)</w:t>
-            </w:r>
-          </w:p>
-        </w:tc>
-      </w:tr>
-      <w:tr>
-        <w:tc>
-          <w:tcPr>
-            <w:tcW w:type="dxa" w:w="4680"/>
-          </w:tcPr>
-          <w:p>
-            <w:r>
-              <w:rPr>
-                <w:b/>
-                <w:sz w:val="20"/>
-              </w:rPr>
-              <w:t>Preferred Suppliers</w:t>
-            </w:r>
-          </w:p>
-        </w:tc>
-        <w:tc>
-          <w:tcPr>
-            <w:tcW w:type="dxa" w:w="4680"/>
-          </w:tcPr>
-          <w:p>
-            <w:r>
-              <w:rPr>
-                <w:sz w:val="20"/>
-              </w:rPr>
-              <w:t>BASF SE (Germany) | MEGlobal (UAE/USA) | SABIC (Saudi Arabia)</w:t>
-            </w:r>
-          </w:p>
-        </w:tc>
-      </w:tr>
-    </w:tbl>
-    <w:p/>
-    <w:p>
-      <w:pPr>
-        <w:pStyle w:val="Heading2"/>
-      </w:pPr>
-      <w:r>
-        <w:rPr>
-          <w:color w:val="1E3A5F"/>
-        </w:rPr>
-        <w:t>1.2 Physical &amp; Chemical Specifications</w:t>
-      </w:r>
-    </w:p>
-    <w:tbl>
-      <w:tblPr>
-        <w:tblStyle w:val="TableGrid"/>
-        <w:tblW w:type="auto" w:w="0"/>
-        <w:tblLook w:firstColumn="1" w:firstRow="1" w:lastColumn="0" w:lastRow="0" w:noHBand="0" w:noVBand="1" w:val="04A0"/>
-      </w:tblPr>
-      <w:tblGrid>
-        <w:gridCol w:w="2340"/>
-        <w:gridCol w:w="2340"/>
-        <w:gridCol w:w="2340"/>
-        <w:gridCol w:w="2340"/>
-      </w:tblGrid>
-      <w:tr>
-        <w:tc>
-          <w:tcPr>
-            <w:tcW w:type="dxa" w:w="2340"/>
-          </w:tcPr>
-          <w:p>
-            <w:r>
-              <w:rPr>
-                <w:b/>
-                <w:sz w:val="20"/>
-              </w:rPr>
-              <w:t>Parameter</w:t>
-            </w:r>
-          </w:p>
-        </w:tc>
-        <w:tc>
-          <w:tcPr>
-            <w:tcW w:type="dxa" w:w="2340"/>
-          </w:tcPr>
-          <w:p>
-            <w:r>
-              <w:rPr>
-                <w:b/>
-                <w:sz w:val="20"/>
-              </w:rPr>
-              <w:t>Specification</w:t>
-            </w:r>
-          </w:p>
-        </w:tc>
-        <w:tc>
-          <w:tcPr>
-            <w:tcW w:type="dxa" w:w="2340"/>
-          </w:tcPr>
-          <w:p>
-            <w:r>
-              <w:rPr>
-                <w:b/>
-                <w:sz w:val="20"/>
-              </w:rPr>
-              <w:t>Unit</w:t>
-            </w:r>
-          </w:p>
-        </w:tc>
-        <w:tc>
-          <w:tcPr>
-            <w:tcW w:type="dxa" w:w="2340"/>
-          </w:tcPr>
-          <w:p>
-            <w:r>
-              <w:rPr>
-                <w:b/>
-                <w:sz w:val="20"/>
-              </w:rPr>
-              <w:t>Test Method</w:t>
-            </w:r>
-          </w:p>
-        </w:tc>
-      </w:tr>
-      <w:tr>
-        <w:tc>
-          <w:tcPr>
-            <w:tcW w:type="dxa" w:w="2340"/>
-          </w:tcPr>
-          <w:p>
-            <w:r>
-              <w:rPr>
-                <w:sz w:val="20"/>
-              </w:rPr>
-              <w:t>Purity (MEG content)</w:t>
-            </w:r>
-          </w:p>
-        </w:tc>
-        <w:tc>
-          <w:tcPr>
-            <w:tcW w:type="dxa" w:w="2340"/>
-          </w:tcPr>
-          <w:p>
-            <w:r>
-              <w:rPr>
-                <w:sz w:val="20"/>
-              </w:rPr>
-              <w:t>≥ 99.8</w:t>
-            </w:r>
-          </w:p>
-        </w:tc>
-        <w:tc>
-          <w:tcPr>
-            <w:tcW w:type="dxa" w:w="2340"/>
-          </w:tcPr>
-          <w:p>
-            <w:r>
-              <w:rPr>
-                <w:sz w:val="20"/>
-              </w:rPr>
-              <w:t>%</w:t>
-            </w:r>
-          </w:p>
-        </w:tc>
-        <w:tc>
-          <w:tcPr>
-            <w:tcW w:type="dxa" w:w="2340"/>
-          </w:tcPr>
-          <w:p>
-            <w:r>
-              <w:rPr>
-                <w:sz w:val="20"/>
-              </w:rPr>
-              <w:t>ASTM E1064</w:t>
-            </w:r>
-          </w:p>
-        </w:tc>
-      </w:tr>
-      <w:tr>
-        <w:tc>
-          <w:tcPr>
-            <w:tcW w:type="dxa" w:w="2340"/>
-          </w:tcPr>
-          <w:p>
-            <w:r>
-              <w:rPr>
-                <w:sz w:val="20"/>
-              </w:rPr>
-              <w:t>Water content</w:t>
-            </w:r>
-          </w:p>
-        </w:tc>
-        <w:tc>
-          <w:tcPr>
-            <w:tcW w:type="dxa" w:w="2340"/>
-          </w:tcPr>
-          <w:p>
-            <w:r>
-              <w:rPr>
-                <w:sz w:val="20"/>
-              </w:rPr>
-              <w:t>≤ 0.10</w:t>
-            </w:r>
-          </w:p>
-        </w:tc>
-        <w:tc>
-          <w:tcPr>
-            <w:tcW w:type="dxa" w:w="2340"/>
-          </w:tcPr>
-          <w:p>
-            <w:r>
-              <w:rPr>
-                <w:sz w:val="20"/>
-              </w:rPr>
-              <w:t>%</w:t>
-            </w:r>
-          </w:p>
-        </w:tc>
-        <w:tc>
-          <w:tcPr>
-            <w:tcW w:type="dxa" w:w="2340"/>
-          </w:tcPr>
-          <w:p>
-            <w:r>
-              <w:rPr>
-                <w:sz w:val="20"/>
-              </w:rPr>
-              <w:t>ASTM E1064</w:t>
-            </w:r>
-          </w:p>
-        </w:tc>
-      </w:tr>
-      <w:tr>
-        <w:tc>
-          <w:tcPr>
-            <w:tcW w:type="dxa" w:w="2340"/>
-          </w:tcPr>
-          <w:p>
-            <w:r>
-              <w:rPr>
-                <w:sz w:val="20"/>
-              </w:rPr>
-              <w:t>Colour (APHA)</w:t>
-            </w:r>
-          </w:p>
-        </w:tc>
-        <w:tc>
-          <w:tcPr>
-            <w:tcW w:type="dxa" w:w="2340"/>
-          </w:tcPr>
-          <w:p>
-            <w:r>
-              <w:rPr>
-                <w:sz w:val="20"/>
-              </w:rPr>
-              <w:t>≤ 5</w:t>
-            </w:r>
-          </w:p>
-        </w:tc>
-        <w:tc>
-          <w:tcPr>
-            <w:tcW w:type="dxa" w:w="2340"/>
-          </w:tcPr>
-          <w:p>
-            <w:r>
-              <w:rPr>
-                <w:sz w:val="20"/>
-              </w:rPr>
-              <w:t>APHA</w:t>
-            </w:r>
-          </w:p>
-        </w:tc>
-        <w:tc>
-          <w:tcPr>
-            <w:tcW w:type="dxa" w:w="2340"/>
-          </w:tcPr>
-          <w:p>
-            <w:r>
-              <w:rPr>
-                <w:sz w:val="20"/>
-              </w:rPr>
-              <w:t>ASTM D1209</w:t>
-            </w:r>
-          </w:p>
-        </w:tc>
-      </w:tr>
-      <w:tr>
-        <w:tc>
-          <w:tcPr>
-            <w:tcW w:type="dxa" w:w="2340"/>
-          </w:tcPr>
-          <w:p>
-            <w:r>
-              <w:rPr>
-                <w:sz w:val="20"/>
-              </w:rPr>
-              <w:t>Acidity (as Acetic Acid)</w:t>
-            </w:r>
-          </w:p>
-        </w:tc>
-        <w:tc>
-          <w:tcPr>
-            <w:tcW w:type="dxa" w:w="2340"/>
-          </w:tcPr>
-          <w:p>
-            <w:r>
-              <w:rPr>
-                <w:sz w:val="20"/>
-              </w:rPr>
-              <w:t>≤ 0.001</w:t>
-            </w:r>
-          </w:p>
-        </w:tc>
-        <w:tc>
-          <w:tcPr>
-            <w:tcW w:type="dxa" w:w="2340"/>
-          </w:tcPr>
-          <w:p>
-            <w:r>
-              <w:rPr>
-                <w:sz w:val="20"/>
-              </w:rPr>
-              <w:t>%</w:t>
-            </w:r>
-          </w:p>
-        </w:tc>
-        <w:tc>
-          <w:tcPr>
-            <w:tcW w:type="dxa" w:w="2340"/>
-          </w:tcPr>
-          <w:p>
-            <w:r>
-              <w:rPr>
-                <w:sz w:val="20"/>
-              </w:rPr>
-              <w:t>ASTM D1613</w:t>
-            </w:r>
-          </w:p>
-        </w:tc>
-      </w:tr>
-      <w:tr>
-        <w:tc>
-          <w:tcPr>
-            <w:tcW w:type="dxa" w:w="2340"/>
-          </w:tcPr>
-          <w:p>
-            <w:r>
-              <w:rPr>
-                <w:sz w:val="20"/>
-              </w:rPr>
-              <w:t>Chloride content</w:t>
-            </w:r>
-          </w:p>
-        </w:tc>
-        <w:tc>
-          <w:tcPr>
-            <w:tcW w:type="dxa" w:w="2340"/>
-          </w:tcPr>
-          <w:p>
-            <w:r>
-              <w:rPr>
-                <w:sz w:val="20"/>
-              </w:rPr>
-              <w:t>≤ 0.1</w:t>
-            </w:r>
-          </w:p>
-        </w:tc>
-        <w:tc>
-          <w:tcPr>
-            <w:tcW w:type="dxa" w:w="2340"/>
-          </w:tcPr>
-          <w:p>
-            <w:r>
-              <w:rPr>
-                <w:sz w:val="20"/>
-              </w:rPr>
-              <w:t>ppm</w:t>
-            </w:r>
-          </w:p>
-        </w:tc>
-        <w:tc>
-          <w:tcPr>
-            <w:tcW w:type="dxa" w:w="2340"/>
-          </w:tcPr>
-          <w:p>
-            <w:r>
-              <w:rPr>
-                <w:sz w:val="20"/>
-              </w:rPr>
-              <w:t>ASTM D7362</w:t>
-            </w:r>
-          </w:p>
-        </w:tc>
-      </w:tr>
-      <w:tr>
-        <w:tc>
-          <w:tcPr>
-            <w:tcW w:type="dxa" w:w="2340"/>
-          </w:tcPr>
-          <w:p>
-            <w:r>
-              <w:rPr>
-                <w:sz w:val="20"/>
-              </w:rPr>
-              <w:t>Iron content</w:t>
-            </w:r>
-          </w:p>
-        </w:tc>
-        <w:tc>
-          <w:tcPr>
-            <w:tcW w:type="dxa" w:w="2340"/>
-          </w:tcPr>
-          <w:p>
-            <w:r>
-              <w:rPr>
-                <w:sz w:val="20"/>
-              </w:rPr>
-              <w:t>≤ 0.07</w:t>
-            </w:r>
-          </w:p>
-        </w:tc>
-        <w:tc>
-          <w:tcPr>
-            <w:tcW w:type="dxa" w:w="2340"/>
-          </w:tcPr>
-          <w:p>
-            <w:r>
-              <w:rPr>
-                <w:sz w:val="20"/>
-              </w:rPr>
-              <w:t>ppm</w:t>
-            </w:r>
-          </w:p>
-        </w:tc>
-        <w:tc>
-          <w:tcPr>
-            <w:tcW w:type="dxa" w:w="2340"/>
-          </w:tcPr>
-          <w:p>
-            <w:r>
-              <w:rPr>
-                <w:sz w:val="20"/>
-              </w:rPr>
-              <w:t>ASTM D4130</w:t>
-            </w:r>
-          </w:p>
-        </w:tc>
-      </w:tr>
-      <w:tr>
-        <w:tc>
-          <w:tcPr>
-            <w:tcW w:type="dxa" w:w="2340"/>
-          </w:tcPr>
-          <w:p>
-            <w:r>
-              <w:rPr>
-                <w:sz w:val="20"/>
-              </w:rPr>
-              <w:t>Specific Gravity (20°C/20°C)</w:t>
-            </w:r>
-          </w:p>
-        </w:tc>
-        <w:tc>
-          <w:tcPr>
-            <w:tcW w:type="dxa" w:w="2340"/>
-          </w:tcPr>
-          <w:p>
-            <w:r>
-              <w:rPr>
-                <w:sz w:val="20"/>
-              </w:rPr>
-              <w:t>1.113 – 1.115</w:t>
-            </w:r>
-          </w:p>
-        </w:tc>
-        <w:tc>
-          <w:tcPr>
-            <w:tcW w:type="dxa" w:w="2340"/>
-          </w:tcPr>
-          <w:p>
-            <w:r>
-              <w:rPr>
-                <w:sz w:val="20"/>
-              </w:rPr>
-              <w:t>g/cm³</w:t>
-            </w:r>
-          </w:p>
-        </w:tc>
-        <w:tc>
-          <w:tcPr>
-            <w:tcW w:type="dxa" w:w="2340"/>
-          </w:tcPr>
-          <w:p>
-            <w:r>
-              <w:rPr>
-                <w:sz w:val="20"/>
-              </w:rPr>
-              <w:t>ASTM D891</w:t>
-            </w:r>
-          </w:p>
-        </w:tc>
-      </w:tr>
-      <w:tr>
-        <w:tc>
-          <w:tcPr>
-            <w:tcW w:type="dxa" w:w="2340"/>
-          </w:tcPr>
-          <w:p>
-            <w:r>
-              <w:rPr>
-                <w:sz w:val="20"/>
-              </w:rPr>
-              <w:t>Boiling Point</w:t>
-            </w:r>
-          </w:p>
-        </w:tc>
-        <w:tc>
-          <w:tcPr>
-            <w:tcW w:type="dxa" w:w="2340"/>
-          </w:tcPr>
-          <w:p>
-            <w:r>
-              <w:rPr>
-                <w:sz w:val="20"/>
-              </w:rPr>
-              <w:t>197.3</w:t>
-            </w:r>
-          </w:p>
-        </w:tc>
-        <w:tc>
-          <w:tcPr>
-            <w:tcW w:type="dxa" w:w="2340"/>
-          </w:tcPr>
-          <w:p>
-            <w:r>
-              <w:rPr>
-                <w:sz w:val="20"/>
-              </w:rPr>
-              <w:t>°C</w:t>
-            </w:r>
-          </w:p>
-        </w:tc>
-        <w:tc>
-          <w:tcPr>
-            <w:tcW w:type="dxa" w:w="2340"/>
-          </w:tcPr>
-          <w:p>
-            <w:r>
-              <w:rPr>
-                <w:sz w:val="20"/>
-              </w:rPr>
-              <w:t>Literature</w:t>
-            </w:r>
-          </w:p>
-        </w:tc>
-      </w:tr>
-      <w:tr>
-        <w:tc>
-          <w:tcPr>
-            <w:tcW w:type="dxa" w:w="2340"/>
-          </w:tcPr>
-          <w:p>
-            <w:r>
-              <w:rPr>
-                <w:sz w:val="20"/>
-              </w:rPr>
-              <w:t>Flash Point</w:t>
-            </w:r>
-          </w:p>
-        </w:tc>
-        <w:tc>
-          <w:tcPr>
-            <w:tcW w:type="dxa" w:w="2340"/>
-          </w:tcPr>
-          <w:p>
-            <w:r>
-              <w:rPr>
-                <w:sz w:val="20"/>
-              </w:rPr>
-              <w:t>111</w:t>
-            </w:r>
-          </w:p>
-        </w:tc>
-        <w:tc>
-          <w:tcPr>
-            <w:tcW w:type="dxa" w:w="2340"/>
-          </w:tcPr>
-          <w:p>
-            <w:r>
-              <w:rPr>
-                <w:sz w:val="20"/>
-              </w:rPr>
-              <w:t>°C (PMCC)</w:t>
-            </w:r>
-          </w:p>
-        </w:tc>
-        <w:tc>
-          <w:tcPr>
-            <w:tcW w:type="dxa" w:w="2340"/>
-          </w:tcPr>
-          <w:p>
-            <w:r>
-              <w:rPr>
-                <w:sz w:val="20"/>
-              </w:rPr>
-              <w:t>ASTM D93</w:t>
-            </w:r>
-          </w:p>
-        </w:tc>
-      </w:tr>
-      <w:tr>
-        <w:tc>
-          <w:tcPr>
-            <w:tcW w:type="dxa" w:w="2340"/>
-          </w:tcPr>
-          <w:p>
-            <w:r>
-              <w:rPr>
-                <w:sz w:val="20"/>
-              </w:rPr>
-              <w:t>Freezing Point</w:t>
-            </w:r>
-          </w:p>
-        </w:tc>
-        <w:tc>
-          <w:tcPr>
-            <w:tcW w:type="dxa" w:w="2340"/>
-          </w:tcPr>
-          <w:p>
-            <w:r>
-              <w:rPr>
-                <w:sz w:val="20"/>
-              </w:rPr>
-              <w:t>-13.0</w:t>
-            </w:r>
-          </w:p>
-        </w:tc>
-        <w:tc>
-          <w:tcPr>
-            <w:tcW w:type="dxa" w:w="2340"/>
-          </w:tcPr>
-          <w:p>
-            <w:r>
-              <w:rPr>
-                <w:sz w:val="20"/>
-              </w:rPr>
-              <w:t>°C</w:t>
-            </w:r>
-          </w:p>
-        </w:tc>
-        <w:tc>
-          <w:tcPr>
-            <w:tcW w:type="dxa" w:w="2340"/>
-          </w:tcPr>
-          <w:p>
-            <w:r>
-              <w:rPr>
-                <w:sz w:val="20"/>
-              </w:rPr>
-              <w:t>Literature</w:t>
-            </w:r>
-          </w:p>
-        </w:tc>
-      </w:tr>
-    </w:tbl>
-    <w:p/>
-    <w:p>
-      <w:pPr>
-        <w:pStyle w:val="Heading2"/>
-      </w:pPr>
-      <w:r>
-        <w:rPr>
-          <w:color w:val="1E3A5F"/>
-        </w:rPr>
-        <w:t>1.3 Packaging, Storage &amp; Logistics</w:t>
-      </w:r>
-    </w:p>
-    <w:tbl>
-      <w:tblPr>
-        <w:tblStyle w:val="TableGrid"/>
-        <w:tblW w:type="auto" w:w="0"/>
-        <w:tblLook w:firstColumn="1" w:firstRow="1" w:lastColumn="0" w:lastRow="0" w:noHBand="0" w:noVBand="1" w:val="04A0"/>
-      </w:tblPr>
-      <w:tblGrid>
-        <w:gridCol w:w="4680"/>
-        <w:gridCol w:w="4680"/>
-      </w:tblGrid>
-      <w:tr>
-        <w:tc>
-          <w:tcPr>
-            <w:tcW w:type="dxa" w:w="4680"/>
-          </w:tcPr>
-          <w:p>
-            <w:r>
-              <w:rPr>
-                <w:b/>
-                <w:sz w:val="20"/>
-              </w:rPr>
-              <w:t>Packaging Options</w:t>
-            </w:r>
-          </w:p>
-        </w:tc>
-        <w:tc>
-          <w:tcPr>
-            <w:tcW w:type="dxa" w:w="4680"/>
-          </w:tcPr>
-          <w:p>
-            <w:r>
-              <w:rPr>
-                <w:sz w:val="20"/>
-              </w:rPr>
-              <w:t>ISO Tank (20–24 MT)  |  Flexibag (16–20 MT)  |  IBC Tote (1,000L)  |  Drum (200L)</w:t>
-            </w:r>
-          </w:p>
-        </w:tc>
-      </w:tr>
-      <w:tr>
-        <w:tc>
-          <w:tcPr>
-            <w:tcW w:type="dxa" w:w="4680"/>
-          </w:tcPr>
-          <w:p>
-            <w:r>
-              <w:rPr>
-                <w:b/>
-                <w:sz w:val="20"/>
-              </w:rPr>
-              <w:t>Storage Requirements</w:t>
-            </w:r>
-          </w:p>
-        </w:tc>
-        <w:tc>
-          <w:tcPr>
-            <w:tcW w:type="dxa" w:w="4680"/>
-          </w:tcPr>
-          <w:p>
-            <w:r>
-              <w:rPr>
-                <w:sz w:val="20"/>
-              </w:rPr>
-              <w:t>Store in cool, dry, well-ventilated area. Keep away from oxidising agents and strong acids. Temperature: 10–30°C. Secondary bund containment required for bulk storage.</w:t>
-            </w:r>
-          </w:p>
-        </w:tc>
-      </w:tr>
-      <w:tr>
-        <w:tc>
-          <w:tcPr>
-            <w:tcW w:type="dxa" w:w="4680"/>
-          </w:tcPr>
-          <w:p>
-            <w:r>
-              <w:rPr>
-                <w:b/>
-                <w:sz w:val="20"/>
-              </w:rPr>
-              <w:t>Shelf Life</w:t>
-            </w:r>
-          </w:p>
-        </w:tc>
-        <w:tc>
-          <w:tcPr>
-            <w:tcW w:type="dxa" w:w="4680"/>
-          </w:tcPr>
-          <w:p>
-            <w:r>
-              <w:rPr>
-                <w:sz w:val="20"/>
-              </w:rPr>
-              <w:t>24 months from date of manufacture (in sealed original containers)</w:t>
-            </w:r>
-          </w:p>
-        </w:tc>
-      </w:tr>
-      <w:tr>
-        <w:tc>
-          <w:tcPr>
-            <w:tcW w:type="dxa" w:w="4680"/>
-          </w:tcPr>
-          <w:p>
-            <w:r>
-              <w:rPr>
-                <w:b/>
-                <w:sz w:val="20"/>
-              </w:rPr>
-              <w:t>Incoterms Available</w:t>
-            </w:r>
-          </w:p>
-        </w:tc>
-        <w:tc>
-          <w:tcPr>
-            <w:tcW w:type="dxa" w:w="4680"/>
-          </w:tcPr>
-          <w:p>
-            <w:r>
-              <w:rPr>
-                <w:sz w:val="20"/>
-              </w:rPr>
-              <w:t>CIF Malaysia  |  FOB Origin Port  |  CFR Malaysia</w:t>
-            </w:r>
-          </w:p>
-        </w:tc>
-      </w:tr>
-      <w:tr>
-        <w:tc>
-          <w:tcPr>
-            <w:tcW w:type="dxa" w:w="4680"/>
-          </w:tcPr>
-          <w:p>
-            <w:r>
-              <w:rPr>
-                <w:b/>
-                <w:sz w:val="20"/>
-              </w:rPr>
-              <w:t>Lead Time (typical)</w:t>
-            </w:r>
-          </w:p>
-        </w:tc>
-        <w:tc>
-          <w:tcPr>
-            <w:tcW w:type="dxa" w:w="4680"/>
-          </w:tcPr>
-          <w:p>
-            <w:r>
-              <w:rPr>
-                <w:sz w:val="20"/>
-              </w:rPr>
-              <w:t>Road tanker (ex-Pasir Gudang Industrial Park stock): 2 business days  |  ISO tank (import): 21–28 days</w:t>
-            </w:r>
-          </w:p>
-        </w:tc>
-      </w:tr>
-      <w:tr>
-        <w:tc>
-          <w:tcPr>
-            <w:tcW w:type="dxa" w:w="4680"/>
-          </w:tcPr>
-          <w:p>
-            <w:r>
-              <w:rPr>
-                <w:b/>
-                <w:sz w:val="20"/>
-              </w:rPr>
-              <w:t>Minimum Order Quantity</w:t>
-            </w:r>
-          </w:p>
-        </w:tc>
-        <w:tc>
-          <w:tcPr>
-            <w:tcW w:type="dxa" w:w="4680"/>
-          </w:tcPr>
-          <w:p>
-            <w:r>
-              <w:rPr>
-                <w:sz w:val="20"/>
-              </w:rPr>
-              <w:t>200 MT (ISO tank)  |  1,000L (IBC, ex-stock)</w:t>
-            </w:r>
-          </w:p>
-        </w:tc>
-      </w:tr>
-      <w:tr>
-        <w:tc>
-          <w:tcPr>
-            <w:tcW w:type="dxa" w:w="4680"/>
-          </w:tcPr>
-          <w:p>
-            <w:r>
-              <w:rPr>
-                <w:b/>
-                <w:sz w:val="20"/>
-              </w:rPr>
-              <w:t>Typical Price Range (2025)</w:t>
-            </w:r>
-          </w:p>
-        </w:tc>
-        <w:tc>
-          <w:tcPr>
-            <w:tcW w:type="dxa" w:w="4680"/>
-          </w:tcPr>
-          <w:p>
-            <w:r>
-              <w:rPr>
-                <w:sz w:val="20"/>
-              </w:rPr>
-              <w:t>USD 790–860 per MT (CIF Malaysia, subject to feedstock index)</w:t>
-            </w:r>
-          </w:p>
-        </w:tc>
-      </w:tr>
-    </w:tbl>
-    <w:p/>
-    <w:p>
-      <w:r>
-        <w:br w:type="page"/>
-      </w:r>
-    </w:p>
-    <w:p>
-      <w:pPr>
-        <w:pStyle w:val="Heading1"/>
-      </w:pPr>
-      <w:r>
-        <w:rPr>
-          <w:color w:val="1E3A5F"/>
-        </w:rPr>
-        <w:t>2. Methanol (MeOH)</w:t>
-      </w:r>
-    </w:p>
-    <w:p>
-      <w:pPr>
-        <w:pStyle w:val="Heading2"/>
-      </w:pPr>
-      <w:r>
-        <w:rPr>
-          <w:color w:val="1E3A5F"/>
-        </w:rPr>
-        <w:t>2.1 Product Identification</w:t>
-      </w:r>
-    </w:p>
-    <w:tbl>
-      <w:tblPr>
-        <w:tblStyle w:val="TableGrid"/>
-        <w:tblW w:type="auto" w:w="0"/>
-        <w:tblLook w:firstColumn="1" w:firstRow="1" w:lastColumn="0" w:lastRow="0" w:noHBand="0" w:noVBand="1" w:val="04A0"/>
-      </w:tblPr>
-      <w:tblGrid>
-        <w:gridCol w:w="4680"/>
-        <w:gridCol w:w="4680"/>
-      </w:tblGrid>
-      <w:tr>
-        <w:tc>
-          <w:tcPr>
-            <w:tcW w:type="dxa" w:w="4680"/>
-          </w:tcPr>
-          <w:p>
-            <w:r>
-              <w:rPr>
-                <w:b/>
-                <w:sz w:val="20"/>
-              </w:rPr>
-              <w:t>Product Name</w:t>
-            </w:r>
-          </w:p>
-        </w:tc>
-        <w:tc>
-          <w:tcPr>
-            <w:tcW w:type="dxa" w:w="4680"/>
-          </w:tcPr>
-          <w:p>
-            <w:r>
-              <w:rPr>
-                <w:sz w:val="20"/>
-              </w:rPr>
-              <w:t>Methanol (Methyl Alcohol)</w:t>
-            </w:r>
-          </w:p>
-        </w:tc>
-      </w:tr>
-      <w:tr>
-        <w:tc>
-          <w:tcPr>
-            <w:tcW w:type="dxa" w:w="4680"/>
-          </w:tcPr>
-          <w:p>
-            <w:r>
-              <w:rPr>
-                <w:b/>
-                <w:sz w:val="20"/>
-              </w:rPr>
-              <w:t>CAS Number</w:t>
-            </w:r>
-          </w:p>
-        </w:tc>
-        <w:tc>
-          <w:tcPr>
-            <w:tcW w:type="dxa" w:w="4680"/>
-          </w:tcPr>
-          <w:p>
-            <w:r>
-              <w:rPr>
-                <w:sz w:val="20"/>
-              </w:rPr>
-              <w:t>67-56-1</w:t>
-            </w:r>
-          </w:p>
-        </w:tc>
-      </w:tr>
-      <w:tr>
-        <w:tc>
-          <w:tcPr>
-            <w:tcW w:type="dxa" w:w="4680"/>
-          </w:tcPr>
-          <w:p>
-            <w:r>
-              <w:rPr>
-                <w:b/>
-                <w:sz w:val="20"/>
-              </w:rPr>
-              <w:t>UN Number</w:t>
-            </w:r>
-          </w:p>
-        </w:tc>
-        <w:tc>
-          <w:tcPr>
-            <w:tcW w:type="dxa" w:w="4680"/>
-          </w:tcPr>
-          <w:p>
-            <w:r>
-              <w:rPr>
-                <w:sz w:val="20"/>
-              </w:rPr>
-              <w:t>UN 1230 — Methanol (Flammable Liquid, Toxic, 3, PG II)</w:t>
-            </w:r>
-          </w:p>
-        </w:tc>
-      </w:tr>
-      <w:tr>
-        <w:tc>
-          <w:tcPr>
-            <w:tcW w:type="dxa" w:w="4680"/>
-          </w:tcPr>
-          <w:p>
-            <w:r>
-              <w:rPr>
-                <w:b/>
-                <w:sz w:val="20"/>
-              </w:rPr>
-              <w:t>Chemical Formula</w:t>
-            </w:r>
-          </w:p>
-        </w:tc>
-        <w:tc>
-          <w:tcPr>
-            <w:tcW w:type="dxa" w:w="4680"/>
-          </w:tcPr>
-          <w:p>
-            <w:r>
-              <w:rPr>
-                <w:sz w:val="20"/>
-              </w:rPr>
-              <w:t>CH₃OH</w:t>
-            </w:r>
-          </w:p>
-        </w:tc>
-      </w:tr>
-      <w:tr>
-        <w:tc>
-          <w:tcPr>
-            <w:tcW w:type="dxa" w:w="4680"/>
-          </w:tcPr>
-          <w:p>
-            <w:r>
-              <w:rPr>
-                <w:b/>
-                <w:sz w:val="20"/>
-              </w:rPr>
-              <w:t>Molecular Weight</w:t>
-            </w:r>
-          </w:p>
-        </w:tc>
-        <w:tc>
-          <w:tcPr>
-            <w:tcW w:type="dxa" w:w="4680"/>
-          </w:tcPr>
-          <w:p>
-            <w:r>
-              <w:rPr>
-                <w:sz w:val="20"/>
-              </w:rPr>
-              <w:t>32.04 g/mol</w:t>
-            </w:r>
-          </w:p>
-        </w:tc>
-      </w:tr>
-      <w:tr>
-        <w:tc>
-          <w:tcPr>
-            <w:tcW w:type="dxa" w:w="4680"/>
-          </w:tcPr>
-          <w:p>
-            <w:r>
-              <w:rPr>
-                <w:b/>
-                <w:sz w:val="20"/>
-              </w:rPr>
-              <w:t>GHS Hazard Classification</w:t>
-            </w:r>
-          </w:p>
-        </w:tc>
-        <w:tc>
-          <w:tcPr>
-            <w:tcW w:type="dxa" w:w="4680"/>
-          </w:tcPr>
-          <w:p>
-            <w:r>
-              <w:rPr>
-                <w:sz w:val="20"/>
-              </w:rPr>
-              <w:t>Flammable liquid Cat 2 (H225). Fatal if swallowed (H301). Toxic if inhaled (H331). Causes damage to organs — eyes (H370, single exposure). May be fatal if swallowed and enters airways (H304).</w:t>
-            </w:r>
-          </w:p>
-        </w:tc>
-      </w:tr>
-      <w:tr>
-        <w:tc>
-          <w:tcPr>
-            <w:tcW w:type="dxa" w:w="4680"/>
-          </w:tcPr>
-          <w:p>
-            <w:r>
-              <w:rPr>
-                <w:b/>
-                <w:sz w:val="20"/>
-              </w:rPr>
-              <w:t>SDS Version</w:t>
-            </w:r>
-          </w:p>
-        </w:tc>
-        <w:tc>
-          <w:tcPr>
-            <w:tcW w:type="dxa" w:w="4680"/>
-          </w:tcPr>
-          <w:p>
-            <w:r>
-              <w:rPr>
-                <w:sz w:val="20"/>
-              </w:rPr>
-              <w:t>Version 6.1 — Issued 20 January 2025 (EU CLP Revision 15 compliant)</w:t>
-            </w:r>
-          </w:p>
-        </w:tc>
-      </w:tr>
-      <w:tr>
-        <w:tc>
-          <w:tcPr>
-            <w:tcW w:type="dxa" w:w="4680"/>
-          </w:tcPr>
-          <w:p>
-            <w:r>
-              <w:rPr>
-                <w:b/>
-                <w:sz w:val="20"/>
-              </w:rPr>
-              <w:t>Preferred Suppliers</w:t>
-            </w:r>
-          </w:p>
-        </w:tc>
-        <w:tc>
-          <w:tcPr>
-            <w:tcW w:type="dxa" w:w="4680"/>
-          </w:tcPr>
-          <w:p>
-            <w:r>
-              <w:rPr>
-                <w:sz w:val="20"/>
-              </w:rPr>
-              <w:t>SABIC (Saudi Arabia) | OQ Chemicals (Germany/Oman) | Methanex (Canada/Chile)</w:t>
-            </w:r>
-          </w:p>
-        </w:tc>
-      </w:tr>
-    </w:tbl>
-    <w:p/>
-    <w:p>
-      <w:pPr>
-        <w:pStyle w:val="Heading2"/>
-      </w:pPr>
-      <w:r>
-        <w:rPr>
-          <w:color w:val="1E3A5F"/>
-        </w:rPr>
-        <w:t>2.2 Physical &amp; Chemical Specifications</w:t>
-      </w:r>
-    </w:p>
-    <w:tbl>
-      <w:tblPr>
-        <w:tblStyle w:val="TableGrid"/>
-        <w:tblW w:type="auto" w:w="0"/>
-        <w:tblLook w:firstColumn="1" w:firstRow="1" w:lastColumn="0" w:lastRow="0" w:noHBand="0" w:noVBand="1" w:val="04A0"/>
-      </w:tblPr>
-      <w:tblGrid>
-        <w:gridCol w:w="2340"/>
-        <w:gridCol w:w="2340"/>
-        <w:gridCol w:w="2340"/>
-        <w:gridCol w:w="2340"/>
-      </w:tblGrid>
-      <w:tr>
-        <w:tc>
-          <w:tcPr>
-            <w:tcW w:type="dxa" w:w="2340"/>
-          </w:tcPr>
-          <w:p>
-            <w:r>
-              <w:rPr>
-                <w:b/>
-                <w:sz w:val="20"/>
-              </w:rPr>
-              <w:t>Parameter</w:t>
-            </w:r>
-          </w:p>
-        </w:tc>
-        <w:tc>
-          <w:tcPr>
-            <w:tcW w:type="dxa" w:w="2340"/>
-          </w:tcPr>
-          <w:p>
-            <w:r>
-              <w:rPr>
-                <w:b/>
-                <w:sz w:val="20"/>
-              </w:rPr>
-              <w:t>Specification</w:t>
-            </w:r>
-          </w:p>
-        </w:tc>
-        <w:tc>
-          <w:tcPr>
-            <w:tcW w:type="dxa" w:w="2340"/>
-          </w:tcPr>
-          <w:p>
-            <w:r>
-              <w:rPr>
-                <w:b/>
-                <w:sz w:val="20"/>
-              </w:rPr>
-              <w:t>Unit</w:t>
-            </w:r>
-          </w:p>
-        </w:tc>
-        <w:tc>
-          <w:tcPr>
-            <w:tcW w:type="dxa" w:w="2340"/>
-          </w:tcPr>
-          <w:p>
-            <w:r>
-              <w:rPr>
-                <w:b/>
-                <w:sz w:val="20"/>
-              </w:rPr>
-              <w:t>Test Method</w:t>
-            </w:r>
-          </w:p>
-        </w:tc>
-      </w:tr>
-      <w:tr>
-        <w:tc>
-          <w:tcPr>
-            <w:tcW w:type="dxa" w:w="2340"/>
-          </w:tcPr>
-          <w:p>
-            <w:r>
-              <w:rPr>
-                <w:sz w:val="20"/>
-              </w:rPr>
-              <w:t>Purity (Methanol content)</w:t>
-            </w:r>
-          </w:p>
-        </w:tc>
-        <w:tc>
-          <w:tcPr>
-            <w:tcW w:type="dxa" w:w="2340"/>
-          </w:tcPr>
-          <w:p>
-            <w:r>
-              <w:rPr>
-                <w:sz w:val="20"/>
-              </w:rPr>
-              <w:t>≥ 99.85</w:t>
-            </w:r>
-          </w:p>
-        </w:tc>
-        <w:tc>
-          <w:tcPr>
-            <w:tcW w:type="dxa" w:w="2340"/>
-          </w:tcPr>
-          <w:p>
-            <w:r>
-              <w:rPr>
-                <w:sz w:val="20"/>
-              </w:rPr>
-              <w:t>%</w:t>
-            </w:r>
-          </w:p>
-        </w:tc>
-        <w:tc>
-          <w:tcPr>
-            <w:tcW w:type="dxa" w:w="2340"/>
-          </w:tcPr>
-          <w:p>
-            <w:r>
-              <w:rPr>
-                <w:sz w:val="20"/>
-              </w:rPr>
-              <w:t>ASTM E346</w:t>
-            </w:r>
-          </w:p>
-        </w:tc>
-      </w:tr>
-      <w:tr>
-        <w:tc>
-          <w:tcPr>
-            <w:tcW w:type="dxa" w:w="2340"/>
-          </w:tcPr>
-          <w:p>
-            <w:r>
-              <w:rPr>
-                <w:sz w:val="20"/>
-              </w:rPr>
-              <w:t>Water content</w:t>
-            </w:r>
-          </w:p>
-        </w:tc>
-        <w:tc>
-          <w:tcPr>
-            <w:tcW w:type="dxa" w:w="2340"/>
-          </w:tcPr>
-          <w:p>
-            <w:r>
-              <w:rPr>
-                <w:sz w:val="20"/>
-              </w:rPr>
-              <w:t>≤ 0.10</w:t>
-            </w:r>
-          </w:p>
-        </w:tc>
-        <w:tc>
-          <w:tcPr>
-            <w:tcW w:type="dxa" w:w="2340"/>
-          </w:tcPr>
-          <w:p>
-            <w:r>
-              <w:rPr>
-                <w:sz w:val="20"/>
-              </w:rPr>
-              <w:t>%</w:t>
-            </w:r>
-          </w:p>
-        </w:tc>
-        <w:tc>
-          <w:tcPr>
-            <w:tcW w:type="dxa" w:w="2340"/>
-          </w:tcPr>
-          <w:p>
-            <w:r>
-              <w:rPr>
-                <w:sz w:val="20"/>
-              </w:rPr>
-              <w:t>ASTM E1064</w:t>
-            </w:r>
-          </w:p>
-        </w:tc>
-      </w:tr>
-      <w:tr>
-        <w:tc>
-          <w:tcPr>
-            <w:tcW w:type="dxa" w:w="2340"/>
-          </w:tcPr>
-          <w:p>
-            <w:r>
-              <w:rPr>
-                <w:sz w:val="20"/>
-              </w:rPr>
-              <w:t>Acetone content</w:t>
-            </w:r>
-          </w:p>
-        </w:tc>
-        <w:tc>
-          <w:tcPr>
-            <w:tcW w:type="dxa" w:w="2340"/>
-          </w:tcPr>
-          <w:p>
-            <w:r>
-              <w:rPr>
-                <w:sz w:val="20"/>
-              </w:rPr>
-              <w:t>≤ 30</w:t>
-            </w:r>
-          </w:p>
-        </w:tc>
-        <w:tc>
-          <w:tcPr>
-            <w:tcW w:type="dxa" w:w="2340"/>
-          </w:tcPr>
-          <w:p>
-            <w:r>
-              <w:rPr>
-                <w:sz w:val="20"/>
-              </w:rPr>
-              <w:t>ppm</w:t>
-            </w:r>
-          </w:p>
-        </w:tc>
-        <w:tc>
-          <w:tcPr>
-            <w:tcW w:type="dxa" w:w="2340"/>
-          </w:tcPr>
-          <w:p>
-            <w:r>
-              <w:rPr>
-                <w:sz w:val="20"/>
-              </w:rPr>
-              <w:t>GC-FID</w:t>
-            </w:r>
-          </w:p>
-        </w:tc>
-      </w:tr>
-      <w:tr>
-        <w:tc>
-          <w:tcPr>
-            <w:tcW w:type="dxa" w:w="2340"/>
-          </w:tcPr>
-          <w:p>
-            <w:r>
-              <w:rPr>
-                <w:sz w:val="20"/>
-              </w:rPr>
-              <w:t>Colour (APHA)</w:t>
-            </w:r>
-          </w:p>
-        </w:tc>
-        <w:tc>
-          <w:tcPr>
-            <w:tcW w:type="dxa" w:w="2340"/>
-          </w:tcPr>
-          <w:p>
-            <w:r>
-              <w:rPr>
-                <w:sz w:val="20"/>
-              </w:rPr>
-              <w:t>≤ 5</w:t>
-            </w:r>
-          </w:p>
-        </w:tc>
-        <w:tc>
-          <w:tcPr>
-            <w:tcW w:type="dxa" w:w="2340"/>
-          </w:tcPr>
-          <w:p>
-            <w:r>
-              <w:rPr>
-                <w:sz w:val="20"/>
-              </w:rPr>
-              <w:t>APHA</w:t>
-            </w:r>
-          </w:p>
-        </w:tc>
-        <w:tc>
-          <w:tcPr>
-            <w:tcW w:type="dxa" w:w="2340"/>
-          </w:tcPr>
-          <w:p>
-            <w:r>
-              <w:rPr>
-                <w:sz w:val="20"/>
-              </w:rPr>
-              <w:t>ASTM D1209</w:t>
-            </w:r>
-          </w:p>
-        </w:tc>
-      </w:tr>
-      <w:tr>
-        <w:tc>
-          <w:tcPr>
-            <w:tcW w:type="dxa" w:w="2340"/>
-          </w:tcPr>
-          <w:p>
-            <w:r>
-              <w:rPr>
-                <w:sz w:val="20"/>
-              </w:rPr>
-              <w:t>Acidity (as Acetic Acid)</w:t>
-            </w:r>
-          </w:p>
-        </w:tc>
-        <w:tc>
-          <w:tcPr>
-            <w:tcW w:type="dxa" w:w="2340"/>
-          </w:tcPr>
-          <w:p>
-            <w:r>
-              <w:rPr>
-                <w:sz w:val="20"/>
-              </w:rPr>
-              <w:t>≤ 0.003</w:t>
-            </w:r>
-          </w:p>
-        </w:tc>
-        <w:tc>
-          <w:tcPr>
-            <w:tcW w:type="dxa" w:w="2340"/>
-          </w:tcPr>
-          <w:p>
-            <w:r>
-              <w:rPr>
-                <w:sz w:val="20"/>
-              </w:rPr>
-              <w:t>%</w:t>
-            </w:r>
-          </w:p>
-        </w:tc>
-        <w:tc>
-          <w:tcPr>
-            <w:tcW w:type="dxa" w:w="2340"/>
-          </w:tcPr>
-          <w:p>
-            <w:r>
-              <w:rPr>
-                <w:sz w:val="20"/>
-              </w:rPr>
-              <w:t>ASTM D1613</w:t>
-            </w:r>
-          </w:p>
-        </w:tc>
-      </w:tr>
-      <w:tr>
-        <w:tc>
-          <w:tcPr>
-            <w:tcW w:type="dxa" w:w="2340"/>
-          </w:tcPr>
-          <w:p>
-            <w:r>
-              <w:rPr>
-                <w:sz w:val="20"/>
-              </w:rPr>
-              <w:t>Permanganate Time</w:t>
-            </w:r>
-          </w:p>
-        </w:tc>
-        <w:tc>
-          <w:tcPr>
-            <w:tcW w:type="dxa" w:w="2340"/>
-          </w:tcPr>
-          <w:p>
-            <w:r>
-              <w:rPr>
-                <w:sz w:val="20"/>
-              </w:rPr>
-              <w:t>≥ 30</w:t>
-            </w:r>
-          </w:p>
-        </w:tc>
-        <w:tc>
-          <w:tcPr>
-            <w:tcW w:type="dxa" w:w="2340"/>
-          </w:tcPr>
-          <w:p>
-            <w:r>
-              <w:rPr>
-                <w:sz w:val="20"/>
-              </w:rPr>
-              <w:t>minutes</w:t>
-            </w:r>
-          </w:p>
-        </w:tc>
-        <w:tc>
-          <w:tcPr>
-            <w:tcW w:type="dxa" w:w="2340"/>
-          </w:tcPr>
-          <w:p>
-            <w:r>
-              <w:rPr>
-                <w:sz w:val="20"/>
-              </w:rPr>
-              <w:t>ASTM E346</w:t>
-            </w:r>
-          </w:p>
-        </w:tc>
-      </w:tr>
-      <w:tr>
-        <w:tc>
-          <w:tcPr>
-            <w:tcW w:type="dxa" w:w="2340"/>
-          </w:tcPr>
-          <w:p>
-            <w:r>
-              <w:rPr>
-                <w:sz w:val="20"/>
-              </w:rPr>
-              <w:t>Specific Gravity (20°C/20°C)</w:t>
-            </w:r>
-          </w:p>
-        </w:tc>
-        <w:tc>
-          <w:tcPr>
-            <w:tcW w:type="dxa" w:w="2340"/>
-          </w:tcPr>
-          <w:p>
-            <w:r>
-              <w:rPr>
-                <w:sz w:val="20"/>
-              </w:rPr>
-              <w:t>0.791 – 0.793</w:t>
-            </w:r>
-          </w:p>
-        </w:tc>
-        <w:tc>
-          <w:tcPr>
-            <w:tcW w:type="dxa" w:w="2340"/>
-          </w:tcPr>
-          <w:p>
-            <w:r>
-              <w:rPr>
-                <w:sz w:val="20"/>
-              </w:rPr>
-              <w:t>g/cm³</w:t>
-            </w:r>
-          </w:p>
-        </w:tc>
-        <w:tc>
-          <w:tcPr>
-            <w:tcW w:type="dxa" w:w="2340"/>
-          </w:tcPr>
-          <w:p>
-            <w:r>
-              <w:rPr>
-                <w:sz w:val="20"/>
-              </w:rPr>
-              <w:t>ASTM D891</w:t>
-            </w:r>
-          </w:p>
-        </w:tc>
-      </w:tr>
-      <w:tr>
-        <w:tc>
-          <w:tcPr>
-            <w:tcW w:type="dxa" w:w="2340"/>
-          </w:tcPr>
-          <w:p>
-            <w:r>
-              <w:rPr>
-                <w:sz w:val="20"/>
-              </w:rPr>
-              <w:t>Boiling Point</w:t>
-            </w:r>
-          </w:p>
-        </w:tc>
-        <w:tc>
-          <w:tcPr>
-            <w:tcW w:type="dxa" w:w="2340"/>
-          </w:tcPr>
-          <w:p>
-            <w:r>
-              <w:rPr>
-                <w:sz w:val="20"/>
-              </w:rPr>
-              <w:t>64.6</w:t>
-            </w:r>
-          </w:p>
-        </w:tc>
-        <w:tc>
-          <w:tcPr>
-            <w:tcW w:type="dxa" w:w="2340"/>
-          </w:tcPr>
-          <w:p>
-            <w:r>
-              <w:rPr>
-                <w:sz w:val="20"/>
-              </w:rPr>
-              <w:t>°C</w:t>
-            </w:r>
-          </w:p>
-        </w:tc>
-        <w:tc>
-          <w:tcPr>
-            <w:tcW w:type="dxa" w:w="2340"/>
-          </w:tcPr>
-          <w:p>
-            <w:r>
-              <w:rPr>
-                <w:sz w:val="20"/>
-              </w:rPr>
-              <w:t>Literature</w:t>
-            </w:r>
-          </w:p>
-        </w:tc>
-      </w:tr>
-      <w:tr>
-        <w:tc>
-          <w:tcPr>
-            <w:tcW w:type="dxa" w:w="2340"/>
-          </w:tcPr>
-          <w:p>
-            <w:r>
-              <w:rPr>
-                <w:sz w:val="20"/>
-              </w:rPr>
-              <w:t>Flash Point</w:t>
-            </w:r>
-          </w:p>
-        </w:tc>
-        <w:tc>
-          <w:tcPr>
-            <w:tcW w:type="dxa" w:w="2340"/>
-          </w:tcPr>
-          <w:p>
-            <w:r>
-              <w:rPr>
-                <w:sz w:val="20"/>
-              </w:rPr>
-              <w:t>-11</w:t>
-            </w:r>
-          </w:p>
-        </w:tc>
-        <w:tc>
-          <w:tcPr>
-            <w:tcW w:type="dxa" w:w="2340"/>
-          </w:tcPr>
-          <w:p>
-            <w:r>
-              <w:rPr>
-                <w:sz w:val="20"/>
-              </w:rPr>
-              <w:t>°C (PMCC)</w:t>
-            </w:r>
-          </w:p>
-        </w:tc>
-        <w:tc>
-          <w:tcPr>
-            <w:tcW w:type="dxa" w:w="2340"/>
-          </w:tcPr>
-          <w:p>
-            <w:r>
-              <w:rPr>
-                <w:sz w:val="20"/>
-              </w:rPr>
-              <w:t>ASTM D93</w:t>
-            </w:r>
-          </w:p>
-        </w:tc>
-      </w:tr>
-      <w:tr>
-        <w:tc>
-          <w:tcPr>
-            <w:tcW w:type="dxa" w:w="2340"/>
-          </w:tcPr>
-          <w:p>
-            <w:r>
-              <w:rPr>
-                <w:sz w:val="20"/>
-              </w:rPr>
-              <w:t>Auto-Ignition Temperature</w:t>
-            </w:r>
-          </w:p>
-        </w:tc>
-        <w:tc>
-          <w:tcPr>
-            <w:tcW w:type="dxa" w:w="2340"/>
-          </w:tcPr>
-          <w:p>
-            <w:r>
-              <w:rPr>
-                <w:sz w:val="20"/>
-              </w:rPr>
-              <w:t>464</w:t>
-            </w:r>
-          </w:p>
-        </w:tc>
-        <w:tc>
-          <w:tcPr>
-            <w:tcW w:type="dxa" w:w="2340"/>
-          </w:tcPr>
-          <w:p>
-            <w:r>
-              <w:rPr>
-                <w:sz w:val="20"/>
-              </w:rPr>
-              <w:t>°C</w:t>
-            </w:r>
-          </w:p>
-        </w:tc>
-        <w:tc>
-          <w:tcPr>
-            <w:tcW w:type="dxa" w:w="2340"/>
-          </w:tcPr>
-          <w:p>
-            <w:r>
-              <w:rPr>
-                <w:sz w:val="20"/>
-              </w:rPr>
-              <w:t>Literature</w:t>
-            </w:r>
-          </w:p>
-        </w:tc>
-      </w:tr>
-    </w:tbl>
-    <w:p/>
-    <w:p>
-      <w:pPr>
-        <w:pStyle w:val="Heading2"/>
-      </w:pPr>
-      <w:r>
-        <w:rPr>
-          <w:color w:val="1E3A5F"/>
-        </w:rPr>
-        <w:t>2.3 Packaging, Storage &amp; Logistics</w:t>
-      </w:r>
-    </w:p>
-    <w:tbl>
-      <w:tblPr>
-        <w:tblStyle w:val="TableGrid"/>
-        <w:tblW w:type="auto" w:w="0"/>
-        <w:tblLook w:firstColumn="1" w:firstRow="1" w:lastColumn="0" w:lastRow="0" w:noHBand="0" w:noVBand="1" w:val="04A0"/>
-      </w:tblPr>
-      <w:tblGrid>
-        <w:gridCol w:w="4680"/>
-        <w:gridCol w:w="4680"/>
-      </w:tblGrid>
-      <w:tr>
-        <w:tc>
-          <w:tcPr>
-            <w:tcW w:type="dxa" w:w="4680"/>
-          </w:tcPr>
-          <w:p>
-            <w:r>
-              <w:rPr>
-                <w:b/>
-                <w:sz w:val="20"/>
-              </w:rPr>
-              <w:t>Packaging Options</w:t>
-            </w:r>
-          </w:p>
-        </w:tc>
-        <w:tc>
-          <w:tcPr>
-            <w:tcW w:type="dxa" w:w="4680"/>
-          </w:tcPr>
-          <w:p>
-            <w:r>
-              <w:rPr>
-                <w:sz w:val="20"/>
-              </w:rPr>
-              <w:t>ISO Tank (20–22 MT)  |  IBCs not available (flammable — Class 3)  |  Drum (200L steel, UN-certified)</w:t>
-            </w:r>
-          </w:p>
-        </w:tc>
-      </w:tr>
-      <w:tr>
-        <w:tc>
-          <w:tcPr>
-            <w:tcW w:type="dxa" w:w="4680"/>
-          </w:tcPr>
-          <w:p>
-            <w:r>
-              <w:rPr>
-                <w:b/>
-                <w:sz w:val="20"/>
-              </w:rPr>
-              <w:t>Storage Requirements</w:t>
-            </w:r>
-          </w:p>
-        </w:tc>
-        <w:tc>
-          <w:tcPr>
-            <w:tcW w:type="dxa" w:w="4680"/>
-          </w:tcPr>
-          <w:p>
-            <w:r>
-              <w:rPr>
-                <w:sz w:val="20"/>
-              </w:rPr>
-              <w:t>Flammable storage — Class 3 designated area only. No ignition sources within 15m. Earthing and bonding mandatory during transfer. Temperature: &lt;35°C. Vapour extraction required.</w:t>
-            </w:r>
-          </w:p>
-        </w:tc>
-      </w:tr>
-      <w:tr>
-        <w:tc>
-          <w:tcPr>
-            <w:tcW w:type="dxa" w:w="4680"/>
-          </w:tcPr>
-          <w:p>
-            <w:r>
-              <w:rPr>
-                <w:b/>
-                <w:sz w:val="20"/>
-              </w:rPr>
-              <w:t>Shelf Life</w:t>
-            </w:r>
-          </w:p>
-        </w:tc>
-        <w:tc>
-          <w:tcPr>
-            <w:tcW w:type="dxa" w:w="4680"/>
-          </w:tcPr>
-          <w:p>
-            <w:r>
-              <w:rPr>
-                <w:sz w:val="20"/>
-              </w:rPr>
-              <w:t>12 months (in sealed, nitrogen-blanketed containers). Retest for permanganate time before use beyond 12 months.</w:t>
-            </w:r>
-          </w:p>
-        </w:tc>
-      </w:tr>
-      <w:tr>
-        <w:tc>
-          <w:tcPr>
-            <w:tcW w:type="dxa" w:w="4680"/>
-          </w:tcPr>
-          <w:p>
-            <w:r>
-              <w:rPr>
-                <w:b/>
-                <w:sz w:val="20"/>
-              </w:rPr>
-              <w:t>Incoterms Available</w:t>
-            </w:r>
-          </w:p>
-        </w:tc>
-        <w:tc>
-          <w:tcPr>
-            <w:tcW w:type="dxa" w:w="4680"/>
-          </w:tcPr>
-          <w:p>
-            <w:r>
-              <w:rPr>
-                <w:sz w:val="20"/>
-              </w:rPr>
-              <w:t>FOB Origin Port  |  CIF Malaysia (ISO tank only)</w:t>
-            </w:r>
-          </w:p>
-        </w:tc>
-      </w:tr>
-      <w:tr>
-        <w:tc>
-          <w:tcPr>
-            <w:tcW w:type="dxa" w:w="4680"/>
-          </w:tcPr>
-          <w:p>
-            <w:r>
-              <w:rPr>
-                <w:b/>
-                <w:sz w:val="20"/>
-              </w:rPr>
-              <w:t>Lead Time (typical)</w:t>
-            </w:r>
-          </w:p>
-        </w:tc>
-        <w:tc>
-          <w:tcPr>
-            <w:tcW w:type="dxa" w:w="4680"/>
-          </w:tcPr>
-          <w:p>
-            <w:r>
-              <w:rPr>
-                <w:sz w:val="20"/>
-              </w:rPr>
-              <w:t>ISO tank (import, SABIC): 25–35 days  |  Drum (ex-Tuas stock): 3 business days</w:t>
-            </w:r>
-          </w:p>
-        </w:tc>
-      </w:tr>
-      <w:tr>
-        <w:tc>
-          <w:tcPr>
-            <w:tcW w:type="dxa" w:w="4680"/>
-          </w:tcPr>
-          <w:p>
-            <w:r>
-              <w:rPr>
-                <w:b/>
-                <w:sz w:val="20"/>
-              </w:rPr>
-              <w:t>Minimum Order Quantity</w:t>
-            </w:r>
-          </w:p>
-        </w:tc>
-        <w:tc>
-          <w:tcPr>
-            <w:tcW w:type="dxa" w:w="4680"/>
-          </w:tcPr>
-          <w:p>
-            <w:r>
-              <w:rPr>
-                <w:sz w:val="20"/>
-              </w:rPr>
-              <w:t>22 MT (ISO tank)  |  200L (drum, ex-stock)</w:t>
-            </w:r>
-          </w:p>
-        </w:tc>
-      </w:tr>
-      <w:tr>
-        <w:tc>
-          <w:tcPr>
-            <w:tcW w:type="dxa" w:w="4680"/>
-          </w:tcPr>
-          <w:p>
-            <w:r>
-              <w:rPr>
-                <w:b/>
-                <w:sz w:val="20"/>
-              </w:rPr>
-              <w:t>Typical Price Range (2025)</w:t>
-            </w:r>
-          </w:p>
-        </w:tc>
-        <w:tc>
-          <w:tcPr>
-            <w:tcW w:type="dxa" w:w="4680"/>
-          </w:tcPr>
-          <w:p>
-            <w:r>
-              <w:rPr>
-                <w:sz w:val="20"/>
-              </w:rPr>
-              <w:t>USD 340–400 per MT (CFR Malaysia, subject to natural gas index and regional demand)</w:t>
-            </w:r>
-          </w:p>
-        </w:tc>
-      </w:tr>
-    </w:tbl>
-    <w:p/>
-    <w:p>
-      <w:pPr>
-        <w:pStyle w:val="Heading2"/>
-      </w:pPr>
-      <w:r>
-        <w:rPr>
-          <w:color w:val="1E3A5F"/>
-        </w:rPr>
-        <w:t>2.4 Regulatory &amp; Compliance Notes</w:t>
-      </w:r>
-    </w:p>
-    <w:p>
-      <w:pPr>
-        <w:spacing w:after="60"/>
-      </w:pPr>
-      <w:r>
-        <w:rPr>
-          <w:b w:val="0"/>
-          <w:sz w:val="21"/>
-        </w:rPr>
-        <w:t>Malaysia: Methanol is classified as a Hazardous Substance under the Environmental Protection and Management Act (EPMA) and requires NEA import/export permits. Storage above 250L requires NEA approval under the Hazardous Substances (General) Regulations.</w:t>
-      </w:r>
-    </w:p>
-    <w:p>
-      <w:pPr>
-        <w:spacing w:after="60"/>
-      </w:pPr>
-      <w:r>
-        <w:rPr>
-          <w:b w:val="0"/>
-          <w:sz w:val="21"/>
-        </w:rPr>
-        <w:t>Malaysia: Classified as a Scheduled Waste precursor under EQA. DOSH notification required for quantities above 500L stored on site.</w:t>
-      </w:r>
-    </w:p>
-    <w:p>
-      <w:pPr>
-        <w:spacing w:after="60"/>
-      </w:pPr>
-      <w:r>
-        <w:rPr>
-          <w:b w:val="0"/>
-          <w:sz w:val="21"/>
-        </w:rPr>
-        <w:t>All shipments are accompanied by: Certificate of Analysis (CoA), Current GHS-compliant Safety Data Sheet (English and Bahasa Malaysia for Malaysian delivery), UN-certified packaging declaration.</w:t>
-      </w:r>
-    </w:p>
-    <w:p/>
-    <w:p/>
-    <w:p>
-      <w:r>
-        <w:rPr>
-          <w:i/>
-          <w:color w:val="787878"/>
-          <w:sz w:val="17"/>
-        </w:rPr>
-        <w:t>This document is for commercial reference only. Specifications are typical values and may vary by batch. Always refer to the Certificate of Analysis for the specific shipment. Issued by: Zava Oil Downstream Pte. Ltd. — Product Management Division</w:t>
+        <w:t>— END OF DOCUMENT —</w:t>
       </w:r>
     </w:p>
     <w:sectPr>
       <w:pgSz w:w="12240" w:h="15840"/>
-      <w:pgMar w:top="1296" w:right="1440" w:bottom="1296" w:left="1440" w:header="720" w:footer="720" w:gutter="0"/>
+      <w:pgMar w:top="1440" w:right="1800" w:bottom="1440" w:left="1800" w:header="720" w:footer="720" w:gutter="0"/>
       <w:cols w:space="720"/>
       <w:docGrid w:linePitch="360"/>
     </w:sectPr>
